--- a/security-report-20260825-101005.docx
+++ b/security-report-20260825-101005.docx
@@ -4110,6 +4110,24 @@
           <w:szCs w:val="22"/>
         </w:rPr>
         <w:t xml:space="preserve">部署流程：.github/workflows 以 Workload Identity 聯邦驗證（無長期金鑰），且部署前強制檢查當日資安報告。</w:t>
+      </w:r>
+    </w:p>
+    <w:p>
+      <w:pPr>
+        <w:pStyle w:val="ListParagraph"/>
+        <w:numPr>
+          <w:ilvl w:val="0"/>
+          <w:numId w:val="2"/>
+        </w:numPr>
+        <w:spacing w:after="80"/>
+      </w:pPr>
+      <w:r>
+        <w:rPr>
+          <w:rFonts w:ascii="微軟正黑體" w:cs="微軟正黑體" w:eastAsia="微軟正黑體" w:hAnsi="微軟正黑體"/>
+          <w:sz w:val="22"/>
+          <w:szCs w:val="22"/>
+        </w:rPr>
+        <w:t xml:space="preserve">本次新增的 repairRecordPhotos（補回照片 fileId）：需登入；資料夾路徑與檔名都取自伺服器端已存的照片JSON，不接受前端傳入的 fileId 或路徑，故無路徑穿越與 IDOR；補回後的分享仍走 shareLinkedPhotos 的歸屬驗證。</w:t>
       </w:r>
     </w:p>
     <w:p>
